--- a/docs/client/OPENALGO_SETUP_GUIDE.docx
+++ b/docs/client/OPENALGO_SETUP_GUIDE.docx
@@ -139,6 +139,28 @@
         <w:t xml:space="preserve">•  </w:t>
       </w:r>
       <w:r>
+        <w:rPr>
+          <w:b/>
+        </w:rPr>
+        <w:t xml:space="preserve">Vyuha needs OpenAlgo 2.0.2.6 or later</w:t>
+      </w:r>
+      <w:r>
+        <w:t xml:space="preserve"> and refuses to pull from anything older, for every broker — see “OpenAlgo version and upgrading” in section 2.</w:t>
+      </w:r>
+    </w:p>
+    <w:p>
+      <w:pPr>
+        <w:spacing w:before="40" w:after="40"/>
+        <w:ind w:left="360"/>
+      </w:pPr>
+      <w:r>
+        <w:rPr>
+          <w:b/>
+          <w:color w:val="0E7569"/>
+        </w:rPr>
+        <w:t xml:space="preserve">•  </w:t>
+      </w:r>
+      <w:r>
         <w:t xml:space="preserve">Because of all of the above, the integration is </w:t>
       </w:r>
       <w:r>
@@ -469,23 +491,105 @@
           <w:sz w:val="26"/>
           <w:szCs w:val="26"/>
         </w:rPr>
-        <w:t xml:space="preserve">Updating OpenAlgo later</w:t>
-      </w:r>
-    </w:p>
-    <w:p>
-      <w:pPr>
-        <w:spacing w:before="40" w:after="40"/>
-        <w:ind w:left="360"/>
-      </w:pPr>
-      <w:r>
-        <w:rPr>
-          <w:b/>
-          <w:color w:val="0E7569"/>
-        </w:rPr>
-        <w:t xml:space="preserve">•  </w:t>
-      </w:r>
-      <w:r>
-        <w:t xml:space="preserve">Run </w:t>
+        <w:t xml:space="preserve">OpenAlgo version and upgrading</w:t>
+      </w:r>
+    </w:p>
+    <w:p>
+      <w:pPr>
+        <w:spacing w:before="60" w:after="120"/>
+      </w:pPr>
+      <w:r>
+        <w:rPr>
+          <w:b/>
+        </w:rPr>
+        <w:t xml:space="preserve">Vyuha needs OpenAlgo 2.0.2.6 or later</w:t>
+      </w:r>
+      <w:r>
+        <w:t xml:space="preserve"> (released 2026-09-22). Before every pull it reads the running version from </w:t>
+      </w:r>
+      <w:r>
+        <w:rPr>
+          <w:rFonts w:ascii="Consolas" w:hAnsi="Consolas"/>
+          <w:color w:val="0E7569"/>
+        </w:rPr>
+        <w:t xml:space="preserve">/auth/app-info</w:t>
+      </w:r>
+      <w:r>
+        <w:t xml:space="preserve"> — the check OpenAlgo's own upgrade procedure tells you to make — and refuses to pull from an older release, whichever broker sits behind it. Why that release: before 2.0.2.4 the Groww plugin reported every fill above ₹100 at one hundredth of its price; before 2.0.2.6 the Zerodha plugin reported MCX quantity in contracts rather than units; and 2.0.0.6, 2.0.1.8 and 2.0.2.2 fixed security holes. A release older than 2.0.0.0 has no </w:t>
+      </w:r>
+      <w:r>
+        <w:rPr>
+          <w:rFonts w:ascii="Consolas" w:hAnsi="Consolas"/>
+          <w:color w:val="0E7569"/>
+        </w:rPr>
+        <w:t xml:space="preserve">/auth/app-info</w:t>
+      </w:r>
+      <w:r>
+        <w:t xml:space="preserve"> and is refused as older. The Live Desk keeps pricing from an old instance but says, beside “Feed OK”, that pulls are refused.</w:t>
+      </w:r>
+    </w:p>
+    <w:p>
+      <w:pPr>
+        <w:spacing w:before="60" w:after="60"/>
+        <w:ind w:left="360"/>
+      </w:pPr>
+      <w:r>
+        <w:rPr>
+          <w:b/>
+          <w:color w:val="0E7569"/>
+        </w:rPr>
+        <w:t xml:space="preserve">1.  </w:t>
+      </w:r>
+      <w:r>
+        <w:rPr>
+          <w:b/>
+        </w:rPr>
+        <w:t xml:space="preserve">Stop OpenAlgo and back up its folder</w:t>
+      </w:r>
+      <w:r>
+        <w:t xml:space="preserve"> — at least the </w:t>
+      </w:r>
+      <w:r>
+        <w:rPr>
+          <w:rFonts w:ascii="Consolas" w:hAnsi="Consolas"/>
+          <w:color w:val="0E7569"/>
+        </w:rPr>
+        <w:t xml:space="preserve">db</w:t>
+      </w:r>
+      <w:r>
+        <w:t xml:space="preserve"> folder and </w:t>
+      </w:r>
+      <w:r>
+        <w:rPr>
+          <w:rFonts w:ascii="Consolas" w:hAnsi="Consolas"/>
+          <w:color w:val="0E7569"/>
+        </w:rPr>
+        <w:t xml:space="preserve">.env</w:t>
+      </w:r>
+      <w:r>
+        <w:t xml:space="preserve">.</w:t>
+      </w:r>
+    </w:p>
+    <w:p>
+      <w:pPr>
+        <w:spacing w:before="60" w:after="60"/>
+        <w:ind w:left="360"/>
+      </w:pPr>
+      <w:r>
+        <w:rPr>
+          <w:b/>
+          <w:color w:val="0E7569"/>
+        </w:rPr>
+        <w:t xml:space="preserve">2.  </w:t>
+      </w:r>
+      <w:r>
+        <w:rPr>
+          <w:b/>
+        </w:rPr>
+        <w:t xml:space="preserve">Update:</w:t>
+      </w:r>
+      <w:r>
+        <w:t xml:space="preserve"> run </w:t>
       </w:r>
       <w:r>
         <w:rPr>
@@ -495,40 +599,115 @@
         <w:t xml:space="preserve">install\update.bat</w:t>
       </w:r>
       <w:r>
-        <w:t xml:space="preserve"> from the OpenAlgo folder.</w:t>
-      </w:r>
-    </w:p>
-    <w:p>
-      <w:pPr>
-        <w:spacing w:before="40" w:after="40"/>
-        <w:ind w:left="360"/>
-      </w:pPr>
-      <w:r>
-        <w:rPr>
-          <w:b/>
-          <w:color w:val="0E7569"/>
-        </w:rPr>
-        <w:t xml:space="preserve">•  </w:t>
-      </w:r>
-      <w:r>
-        <w:t xml:space="preserve">Some upgrades also need a database migration: </w:t>
-      </w:r>
-      <w:r>
-        <w:rPr>
-          <w:rFonts w:ascii="Consolas" w:hAnsi="Consolas"/>
-          <w:color w:val="0E7569"/>
-        </w:rPr>
-        <w:t xml:space="preserve">cd upgrade</w:t>
-      </w:r>
-      <w:r>
-        <w:t xml:space="preserve"> then </w:t>
-      </w:r>
-      <w:r>
-        <w:rPr>
-          <w:rFonts w:ascii="Consolas" w:hAnsi="Consolas"/>
-          <w:color w:val="0E7569"/>
-        </w:rPr>
-        <w:t xml:space="preserve">uv run migrate_all.py</w:t>
+        <w:t xml:space="preserve"> from the OpenAlgo folder — or by hand: </w:t>
+      </w:r>
+      <w:r>
+        <w:rPr>
+          <w:rFonts w:ascii="Consolas" w:hAnsi="Consolas"/>
+          <w:color w:val="0E7569"/>
+        </w:rPr>
+        <w:t xml:space="preserve">git pull</w:t>
+      </w:r>
+      <w:r>
+        <w:t xml:space="preserve">, </w:t>
+      </w:r>
+      <w:r>
+        <w:rPr>
+          <w:rFonts w:ascii="Consolas" w:hAnsi="Consolas"/>
+          <w:color w:val="0E7569"/>
+        </w:rPr>
+        <w:t xml:space="preserve">uv sync</w:t>
+      </w:r>
+      <w:r>
+        <w:t xml:space="preserve">, </w:t>
+      </w:r>
+      <w:r>
+        <w:rPr>
+          <w:rFonts w:ascii="Consolas" w:hAnsi="Consolas"/>
+          <w:color w:val="0E7569"/>
+        </w:rPr>
+        <w:t xml:space="preserve">uv run upgrade/migrate_all.py</w:t>
+      </w:r>
+      <w:r>
+        <w:t xml:space="preserve">. (2.0.2.6 needs its database migration.)</w:t>
+      </w:r>
+    </w:p>
+    <w:p>
+      <w:pPr>
+        <w:spacing w:before="60" w:after="60"/>
+        <w:ind w:left="360"/>
+      </w:pPr>
+      <w:r>
+        <w:rPr>
+          <w:b/>
+          <w:color w:val="0E7569"/>
+        </w:rPr>
+        <w:t xml:space="preserve">3.  </w:t>
+      </w:r>
+      <w:r>
+        <w:rPr>
+          <w:b/>
+        </w:rPr>
+        <w:t xml:space="preserve">Never copy .sample.env over an existing .env</w:t>
+      </w:r>
+      <w:r>
+        <w:t xml:space="preserve"> — that wipes your broker keys. If a release adds settings, copy just those lines across.</w:t>
+      </w:r>
+    </w:p>
+    <w:p>
+      <w:pPr>
+        <w:spacing w:before="60" w:after="60"/>
+        <w:ind w:left="360"/>
+      </w:pPr>
+      <w:r>
+        <w:rPr>
+          <w:b/>
+          <w:color w:val="0E7569"/>
+        </w:rPr>
+        <w:t xml:space="preserve">4.  </w:t>
+      </w:r>
+      <w:r>
+        <w:rPr>
+          <w:b/>
+        </w:rPr>
+        <w:t xml:space="preserve">Check it:</w:t>
+      </w:r>
+      <w:r>
+        <w:t xml:space="preserve"> start OpenAlgo and open </w:t>
+      </w:r>
+      <w:r>
+        <w:rPr>
+          <w:rFonts w:ascii="Consolas" w:hAnsi="Consolas"/>
+          <w:color w:val="0E7569"/>
+        </w:rPr>
+        <w:t xml:space="preserve">http://127.0.0.1:&lt;port&gt;/auth/app-info</w:t>
+      </w:r>
+      <w:r>
+        <w:t xml:space="preserve"> — it should say </w:t>
+      </w:r>
+      <w:r>
+        <w:rPr>
+          <w:rFonts w:ascii="Consolas" w:hAnsi="Consolas"/>
+          <w:color w:val="0E7569"/>
+        </w:rPr>
+        <w:t xml:space="preserve">"version": "2.0.2.6"</w:t>
+      </w:r>
+      <w:r>
+        <w:t xml:space="preserve"> or later. Log into your broker, then Preview pull in Vyuha.</w:t>
+      </w:r>
+    </w:p>
+    <w:p>
+      <w:pPr>
+        <w:spacing w:before="60" w:after="120"/>
+      </w:pPr>
+      <w:r>
+        <w:rPr>
+          <w:b/>
+        </w:rPr>
+        <w:t xml:space="preserve">Tested against:</w:t>
+      </w:r>
+      <w:r>
+        <w:t xml:space="preserve"> Vyuha's OpenAlgo checks were built against OpenAlgo 2.0.2.6's own source and documented responses (25 Sep 2026). The last live pulls through OpenAlgo used its Dhan and Upstox plugins (Aug 2026); a live pull on 2.0.2.6 has not been checked yet.</w:t>
       </w:r>
     </w:p>
     <w:p>
@@ -1837,6 +2016,34 @@
               <w:spacing w:before="40" w:after="40"/>
             </w:pPr>
             <w:r>
+              <w:t xml:space="preserve">"Your OpenAlgo is …, older than 2.0.2.6"</w:t>
+            </w:r>
+          </w:p>
+        </w:tc>
+        <w:tc>
+          <w:tcPr>
+            <w:tcW w:w="0" w:type="auto"/>
+          </w:tcPr>
+          <w:p>
+            <w:pPr>
+              <w:spacing w:before="40" w:after="40"/>
+            </w:pPr>
+            <w:r>
+              <w:t xml:space="preserve">Upgrade it (OpenAlgo version and upgrading, section 2). Nothing was pulled, so nothing needs undoing.</w:t>
+            </w:r>
+          </w:p>
+        </w:tc>
+      </w:tr>
+      <w:tr>
+        <w:tc>
+          <w:tcPr>
+            <w:tcW w:w="0" w:type="auto"/>
+          </w:tcPr>
+          <w:p>
+            <w:pPr>
+              <w:spacing w:before="40" w:after="40"/>
+            </w:pPr>
+            <w:r>
               <w:t xml:space="preserve">A pull returns no fills on a trading day</w:t>
             </w:r>
           </w:p>
@@ -1922,7 +2129,7 @@
         <w:spacing w:before="60" w:after="120"/>
       </w:pPr>
       <w:r>
-        <w:t xml:space="preserve">Vyuha — trade journal &amp; analytics · record-keeping, not investment advice · OpenAlgo setup guide · As of Aug 2026</w:t>
+        <w:t xml:space="preserve">Vyuha — trade journal &amp; analytics · record-keeping, not investment advice · OpenAlgo setup guide · As of Sep 2026 (OpenAlgo 2.0.2.6)</w:t>
       </w:r>
     </w:p>
     <w:sectPr>

--- a/docs/client/OPENALGO_SETUP_GUIDE.docx
+++ b/docs/client/OPENALGO_SETUP_GUIDE.docx
@@ -1107,7 +1107,7 @@
         <w:t xml:space="preserve">Import → OpenAlgo (self-hosted)</w:t>
       </w:r>
       <w:r>
-        <w:t xml:space="preserve">, then fill the three fields: the OpenAlgo API key (section 5); the Host (http://127.0.0.1:5000, or whatever port that instance runs on — each instance is its own host:port); and the broker behind OpenAlgo — the broker this instance is logged into. This matters: it stamps the trades and selects the charge profile. Then Add instance. Saving fires a live check against the instance, so a wrong key or port fails here with a message — not tomorrow at pull time.</w:t>
+        <w:t xml:space="preserve">, then fill the three fields (a fourth is optional): the OpenAlgo API key (section 5); the Host (http://127.0.0.1:5000, or whatever port that instance runs on — each instance is its own host:port); the broker behind OpenAlgo — the broker this instance is logged into. This matters: it stamps the trades and selects the charge profile. And the optional Streaming address — leave it empty on a default install: the Live Desk then streams from OpenAlgo's default streaming port 8765 on the same machine as the host. Running more than one OpenAlgo? Copy WEBSOCKET_URL from that instance's .env into this box; it must be on the same machine as the host, and any other machine is refused. Then Add instance. Saving checks the host's format and the broker and makes no network call, so it works while OpenAlgo is stopped. The live check is Preview pull: press it once after saving, and a wrong key, a wrong port or an OpenAlgo older than 2.0.2.6 fails there with a message.</w:t>
       </w:r>
     </w:p>
     <w:p>
